--- a/docs/ylgy_summary_report.docx
+++ b/docs/ylgy_summary_report.docx
@@ -2055,6 +2055,100 @@
       </w:r>
       <w:r>
         <w:t>:未参与排行榜的游玩结算时上报 `/api/playlog`, 供后台「游玩记录」页查看(静默失败不影响对局)</w:t>
+      </w:r>
+    </w:p>
+    <w:p>
+      <w:pPr>
+        <w:pStyle w:val="Heading3"/>
+      </w:pPr>
+      <w:r>
+        <w:t>v1.6.2(2026-09-18)</w:t>
+      </w:r>
+    </w:p>
+    <w:p>
+      <w:r>
+        <w:rPr>
+          <w:i/>
+          <w:color w:val="666666"/>
+        </w:rPr>
+        <w:t>更新贡献人:ps</w:t>
+      </w:r>
+    </w:p>
+    <w:p>
+      <w:r/>
+      <w:r>
+        <w:rPr>
+          <w:b/>
+        </w:rPr>
+        <w:t>草稿机制(数独式试错空间)</w:t>
+      </w:r>
+      <w:r/>
+    </w:p>
+    <w:p>
+      <w:pPr>
+        <w:pStyle w:val="ListBullet"/>
+      </w:pPr>
+      <w:r>
+        <w:t>新增「草稿模式」开关(键盘区上方): 开启后输入的字母只写入格子</w:t>
+      </w:r>
+      <w:r>
+        <w:rPr>
+          <w:b/>
+        </w:rPr>
+        <w:t>角落小字</w:t>
+      </w:r>
+      <w:r>
+        <w:t xml:space="preserve">(草稿层), </w:t>
+      </w:r>
+      <w:r>
+        <w:rPr>
+          <w:b/>
+        </w:rPr>
+        <w:t>不触发任何判定</w:t>
+      </w:r>
+      <w:r>
+        <w:t>——不扣血、不计填写数、不触发词检测与 AI</w:t>
+      </w:r>
+    </w:p>
+    <w:p>
+      <w:pPr>
+        <w:pStyle w:val="ListBullet"/>
+      </w:pPr>
+      <w:r>
+        <w:t>草稿可随时</w:t>
+      </w:r>
+      <w:r>
+        <w:rPr>
+          <w:b/>
+        </w:rPr>
+        <w:t>改写</w:t>
+      </w:r>
+      <w:r>
+        <w:t>为其他字母继续试错; 关闭草稿模式后在同格正式填写(触发检测); 正式填写会覆盖清除该格草稿; 擦除(⌫)同时清除正式字母与草稿</w:t>
+      </w:r>
+    </w:p>
+    <w:p>
+      <w:pPr>
+        <w:pStyle w:val="ListBullet"/>
+      </w:pPr>
+      <w:r>
+        <w:t>草稿层存于对局状态(`draft[][]`), 锁定格/预填格/已正式填写格不接受草稿; 重开新局自动清空</w:t>
+      </w:r>
+    </w:p>
+    <w:p>
+      <w:pPr>
+        <w:pStyle w:val="ListBullet"/>
+      </w:pPr>
+      <w:r>
+        <w:t>玩法介绍新增「草稿模式」一节</w:t>
+      </w:r>
+    </w:p>
+    <w:p>
+      <w:pPr>
+        <w:pStyle w:val="ListBullet"/>
+      </w:pPr>
+      <w:r>
+        <w:t>测试: 新增 2 项(草稿写入/改写不触发判定与计数、正式填写覆盖草稿并触发检测); 全量 133 项通过</w:t>
       </w:r>
     </w:p>
     <w:sectPr>
